--- a/docs/interviews/2026-08-14 Lucia Ferreira, how the packs get made.docx
+++ b/docs/interviews/2026-08-14 Lucia Ferreira, how the packs get made.docx
@@ -12,7 +12,7 @@
     </w:p>
     <w:p>
       <w:r>
-        <w:t>Who: Lucia Ferreira (P-LUC), Service Delivery Manager. She has made every pack for the</w:t>
+        <w:t>Who: Lucia Ferreira (Lucia Ferreira), Service Delivery Manager. She has made every pack for the</w:t>
       </w:r>
     </w:p>
     <w:p>
@@ -22,7 +22,7 @@
     </w:p>
     <w:p>
       <w:r>
-        <w:t>Interviewer: Mei Tan (P-MEI), Head of Engineering.</w:t>
+        <w:t>Interviewer: Mei Tan (Mei Tan), Head of Engineering.</w:t>
       </w:r>
     </w:p>
     <w:p>
@@ -421,7 +421,7 @@
         <w:pStyle w:val="ListNumber"/>
       </w:pPr>
       <w:r>
-        <w:t>POL-14 requires a second reader. She has never heard of it and there is nowhere to record</w:t>
+        <w:t>POLICY-14 requires a second reader. She has never heard of it and there is nowhere to record</w:t>
       </w:r>
     </w:p>
     <w:p>
@@ -434,7 +434,7 @@
         <w:pStyle w:val="ListNumber"/>
       </w:pPr>
       <w:r>
-        <w:t>The August definition change is INC-03 in the analytics repository. She has the consumer</w:t>
+        <w:t>The August definition change is INCIDENT-03 in the analytics repository. She has the consumer</w:t>
       </w:r>
     </w:p>
     <w:p>

--- a/docs/interviews/2026-08-14 Lucia Ferreira, how the packs get made.docx
+++ b/docs/interviews/2026-08-14 Lucia Ferreira, how the packs get made.docx
@@ -137,7 +137,7 @@
     </w:p>
     <w:p>
       <w:r>
-        <w:t>Lucia: Ticket count, how many were inside the window, proposals, deflected. The percentages</w:t>
+        <w:t>Lucia: Ticket count, how many were inside the window, suggestions, self-served. The percentages</w:t>
       </w:r>
     </w:p>
     <w:p>
@@ -307,7 +307,7 @@
     </w:p>
     <w:p>
       <w:r>
-        <w:t>Lucia: Once, in August. Sunder asked why their deflection had changed and it turned out the</w:t>
+        <w:t>Lucia: Once, in August. Sunder asked why their self-service had changed and it turned out the</w:t>
       </w:r>
     </w:p>
     <w:p>

--- a/docs/interviews/2026-08-14 Lucia Ferreira, how the packs get made.docx
+++ b/docs/interviews/2026-08-14 Lucia Ferreira, how the packs get made.docx
@@ -12,7 +12,7 @@
     </w:p>
     <w:p>
       <w:r>
-        <w:t>Who: Lucia Ferreira (Lucia Ferreira), Service Delivery Manager. She has made every pack for the</w:t>
+        <w:t>Who: Lucia Ferreira, Service Delivery Manager. She has made every pack for the</w:t>
       </w:r>
     </w:p>
     <w:p>
@@ -22,7 +22,7 @@
     </w:p>
     <w:p>
       <w:r>
-        <w:t>Interviewer: Mei Tan (Mei Tan), Head of Engineering.</w:t>
+        <w:t>Interviewer: Mei Tan, Head of Engineering.</w:t>
       </w:r>
     </w:p>
     <w:p>
@@ -400,51 +400,22 @@
     </w:p>
     <w:p>
       <w:r>
-        <w:t>Three things worth recording separately.</w:t>
-      </w:r>
-    </w:p>
-    <w:p>
-      <w:pPr>
-        <w:pStyle w:val="ListNumber"/>
-      </w:pPr>
-      <w:r>
-        <w:t>She does not know whether the percentages have ever failed to recalculate, and there is no</w:t>
+        <w:t>Things to follow up.</w:t>
       </w:r>
     </w:p>
     <w:p>
       <w:r>
-        <w:t xml:space="preserve">   way for her to find out. That is worth checking.</w:t>
-      </w:r>
-    </w:p>
-    <w:p>
-      <w:pPr>
-        <w:pStyle w:val="ListNumber"/>
-      </w:pPr>
-      <w:r>
-        <w:t>POLICY-14 requires a second reader. She has never heard of it and there is nowhere to record</w:t>
+        <w:t>Can she tell whether a percentage has ever failed to recalculate? She did not seem sure either way.</w:t>
       </w:r>
     </w:p>
     <w:p>
       <w:r>
-        <w:t xml:space="preserve">   compliance, so it has been unenforceable since it was written.</w:t>
-      </w:r>
-    </w:p>
-    <w:p>
-      <w:pPr>
-        <w:pStyle w:val="ListNumber"/>
-      </w:pPr>
-      <w:r>
-        <w:t>The August definition change is INCIDENT-03 in the analytics repository. She has the consumer</w:t>
+        <w:t>Ask Gabriela about POLICY-14. Lucia had not heard of it.</w:t>
       </w:r>
     </w:p>
     <w:p>
       <w:r>
-        <w:t xml:space="preserve">   side of it and Declan has the producer side. Neither of them has the whole picture, and the</w:t>
-      </w:r>
-    </w:p>
-    <w:p>
-      <w:r>
-        <w:t xml:space="preserve">   thing that would have prevented it (a list of consumers per metric) belongs to neither.</w:t>
+        <w:t>Worth talking to Declan about the August definition change. Lucia only saw her end of it.</w:t>
       </w:r>
     </w:p>
     <w:sectPr>
